--- a/dump/important-notes.docx
+++ b/dump/important-notes.docx
@@ -75,15 +75,7 @@
         <w:pStyle w:val="ListParagraph"/>
       </w:pPr>
       <w:r>
-        <w:t>docker build --build-</w:t>
-      </w:r>
-      <w:proofErr w:type="spellStart"/>
-      <w:r>
-        <w:t>arg</w:t>
-      </w:r>
-      <w:proofErr w:type="spellEnd"/>
-      <w:r>
-        <w:t xml:space="preserve"> VITE_API_PATH="http://&lt;YOUR-GKE-BACKEND-SERVICE-URL&gt;:8080" -t wanderlust-frontend ./frontend</w:t>
+        <w:t>docker build --build-arg VITE_API_PATH="http://&lt;YOUR-GKE-BACKEND-SERVICE-URL&gt;:8080" -t wanderlust-frontend ./frontend</w:t>
       </w:r>
     </w:p>
     <w:p>
@@ -99,15 +91,7 @@
         <w:pStyle w:val="ListParagraph"/>
       </w:pPr>
       <w:r>
-        <w:t xml:space="preserve">For the backend, override environment variables at deployment time (via Kubernetes </w:t>
-      </w:r>
-      <w:proofErr w:type="spellStart"/>
-      <w:r>
-        <w:t>ConfigMaps</w:t>
-      </w:r>
-      <w:proofErr w:type="spellEnd"/>
-      <w:r>
-        <w:t>/Secrets) for:</w:t>
+        <w:t>For the backend, override environment variables at deployment time (via Kubernetes ConfigMaps/Secrets) for:</w:t>
       </w:r>
     </w:p>
     <w:p>
@@ -255,36 +239,40 @@
         <w:pStyle w:val="ListParagraph"/>
       </w:pPr>
       <w:r>
-        <w:t xml:space="preserve">#   - Local:  docker-compose </w:t>
-      </w:r>
-      <w:proofErr w:type="spellStart"/>
-      <w:r>
-        <w:t>env_file</w:t>
-      </w:r>
-      <w:proofErr w:type="spellEnd"/>
-      <w:r>
-        <w:t xml:space="preserve"> (.env)</w:t>
-      </w:r>
-    </w:p>
-    <w:p>
-      <w:pPr>
-        <w:pStyle w:val="ListParagraph"/>
-      </w:pPr>
-      <w:r>
-        <w:t xml:space="preserve">#   - GKE:    Kubernetes </w:t>
-      </w:r>
-      <w:proofErr w:type="spellStart"/>
-      <w:r>
-        <w:t>ConfigMaps</w:t>
-      </w:r>
-      <w:proofErr w:type="spellEnd"/>
-      <w:r>
-        <w:t xml:space="preserve"> / Secrets</w:t>
+        <w:t>#   - Local:  docker-compose env_file (.env)</w:t>
+      </w:r>
+    </w:p>
+    <w:p>
+      <w:pPr>
+        <w:pStyle w:val="ListParagraph"/>
+      </w:pPr>
+      <w:r>
+        <w:t>#   - GKE:    Kubernetes ConfigMaps / Secrets</w:t>
       </w:r>
     </w:p>
     <w:p>
       <w:r>
         <w:t># No defaults are baked into the image</w:t>
+      </w:r>
+      <w:r>
+        <w:br/>
+      </w:r>
+      <w:r>
+        <w:br/>
+      </w:r>
+      <w:r>
+        <w:br/>
+        <w:t xml:space="preserve">Make sure to change the </w:t>
+      </w:r>
+      <w:r>
+        <w:rPr>
+          <w:i/>
+          <w:iCs/>
+        </w:rPr>
+        <w:t>Google OAuth credentials</w:t>
+      </w:r>
+      <w:r>
+        <w:t xml:space="preserve"> which are currently pointing to the localhost. Once everything is ready point it to respective apis</w:t>
       </w:r>
     </w:p>
     <w:sectPr>
@@ -1057,7 +1045,6 @@
   <w:style w:type="character" w:default="1" w:styleId="DefaultParagraphFont">
     <w:name w:val="Default Paragraph Font"/>
     <w:uiPriority w:val="1"/>
-    <w:semiHidden/>
     <w:unhideWhenUsed/>
   </w:style>
   <w:style w:type="table" w:default="1" w:styleId="TableNormal">

--- a/dump/important-notes.docx
+++ b/dump/important-notes.docx
@@ -273,6 +273,45 @@
       </w:r>
       <w:r>
         <w:t xml:space="preserve"> which are currently pointing to the localhost. Once everything is ready point it to respective apis</w:t>
+      </w:r>
+    </w:p>
+    <w:p/>
+    <w:p/>
+    <w:p/>
+    <w:p>
+      <w:pPr>
+        <w:pStyle w:val="ListParagraph"/>
+        <w:numPr>
+          <w:ilvl w:val="0"/>
+          <w:numId w:val="2"/>
+        </w:numPr>
+      </w:pPr>
+      <w:r>
+        <w:t>Create a bash script for installing kubectl, gcloud cli, helm, argocd.</w:t>
+      </w:r>
+    </w:p>
+    <w:p>
+      <w:pPr>
+        <w:pStyle w:val="ListParagraph"/>
+        <w:numPr>
+          <w:ilvl w:val="0"/>
+          <w:numId w:val="2"/>
+        </w:numPr>
+      </w:pPr>
+      <w:r>
+        <w:t>Github actions pipeline:</w:t>
+      </w:r>
+    </w:p>
+    <w:p>
+      <w:pPr>
+        <w:pStyle w:val="ListParagraph"/>
+        <w:numPr>
+          <w:ilvl w:val="1"/>
+          <w:numId w:val="2"/>
+        </w:numPr>
+      </w:pPr>
+      <w:r>
+        <w:t xml:space="preserve">Which will do the following: Init, plan apply </w:t>
       </w:r>
     </w:p>
     <w:sectPr>
@@ -436,8 +475,100 @@
       </w:rPr>
     </w:lvl>
   </w:abstractNum>
+  <w:abstractNum w:abstractNumId="1" w15:restartNumberingAfterBreak="0">
+    <w:nsid w:val="6DED6F1C"/>
+    <w:multiLevelType w:val="hybridMultilevel"/>
+    <w:tmpl w:val="8F66DF2C"/>
+    <w:lvl w:ilvl="0" w:tplc="4009000F">
+      <w:start w:val="1"/>
+      <w:numFmt w:val="decimal"/>
+      <w:lvlText w:val="%1."/>
+      <w:lvlJc w:val="left"/>
+      <w:pPr>
+        <w:ind w:left="720" w:hanging="360"/>
+      </w:pPr>
+      <w:rPr>
+        <w:rFonts w:hint="default"/>
+      </w:rPr>
+    </w:lvl>
+    <w:lvl w:ilvl="1" w:tplc="40090019">
+      <w:start w:val="1"/>
+      <w:numFmt w:val="lowerLetter"/>
+      <w:lvlText w:val="%2."/>
+      <w:lvlJc w:val="left"/>
+      <w:pPr>
+        <w:ind w:left="1440" w:hanging="360"/>
+      </w:pPr>
+    </w:lvl>
+    <w:lvl w:ilvl="2" w:tplc="4009001B" w:tentative="1">
+      <w:start w:val="1"/>
+      <w:numFmt w:val="lowerRoman"/>
+      <w:lvlText w:val="%3."/>
+      <w:lvlJc w:val="right"/>
+      <w:pPr>
+        <w:ind w:left="2160" w:hanging="180"/>
+      </w:pPr>
+    </w:lvl>
+    <w:lvl w:ilvl="3" w:tplc="4009000F" w:tentative="1">
+      <w:start w:val="1"/>
+      <w:numFmt w:val="decimal"/>
+      <w:lvlText w:val="%4."/>
+      <w:lvlJc w:val="left"/>
+      <w:pPr>
+        <w:ind w:left="2880" w:hanging="360"/>
+      </w:pPr>
+    </w:lvl>
+    <w:lvl w:ilvl="4" w:tplc="40090019" w:tentative="1">
+      <w:start w:val="1"/>
+      <w:numFmt w:val="lowerLetter"/>
+      <w:lvlText w:val="%5."/>
+      <w:lvlJc w:val="left"/>
+      <w:pPr>
+        <w:ind w:left="3600" w:hanging="360"/>
+      </w:pPr>
+    </w:lvl>
+    <w:lvl w:ilvl="5" w:tplc="4009001B" w:tentative="1">
+      <w:start w:val="1"/>
+      <w:numFmt w:val="lowerRoman"/>
+      <w:lvlText w:val="%6."/>
+      <w:lvlJc w:val="right"/>
+      <w:pPr>
+        <w:ind w:left="4320" w:hanging="180"/>
+      </w:pPr>
+    </w:lvl>
+    <w:lvl w:ilvl="6" w:tplc="4009000F" w:tentative="1">
+      <w:start w:val="1"/>
+      <w:numFmt w:val="decimal"/>
+      <w:lvlText w:val="%7."/>
+      <w:lvlJc w:val="left"/>
+      <w:pPr>
+        <w:ind w:left="5040" w:hanging="360"/>
+      </w:pPr>
+    </w:lvl>
+    <w:lvl w:ilvl="7" w:tplc="40090019" w:tentative="1">
+      <w:start w:val="1"/>
+      <w:numFmt w:val="lowerLetter"/>
+      <w:lvlText w:val="%8."/>
+      <w:lvlJc w:val="left"/>
+      <w:pPr>
+        <w:ind w:left="5760" w:hanging="360"/>
+      </w:pPr>
+    </w:lvl>
+    <w:lvl w:ilvl="8" w:tplc="4009001B" w:tentative="1">
+      <w:start w:val="1"/>
+      <w:numFmt w:val="lowerRoman"/>
+      <w:lvlText w:val="%9."/>
+      <w:lvlJc w:val="right"/>
+      <w:pPr>
+        <w:ind w:left="6480" w:hanging="180"/>
+      </w:pPr>
+    </w:lvl>
+  </w:abstractNum>
   <w:num w:numId="1" w16cid:durableId="1975670340">
     <w:abstractNumId w:val="0"/>
+  </w:num>
+  <w:num w:numId="2" w16cid:durableId="377096660">
+    <w:abstractNumId w:val="1"/>
   </w:num>
 </w:numbering>
 </file>
@@ -1045,6 +1176,7 @@
   <w:style w:type="character" w:default="1" w:styleId="DefaultParagraphFont">
     <w:name w:val="Default Paragraph Font"/>
     <w:uiPriority w:val="1"/>
+    <w:semiHidden/>
     <w:unhideWhenUsed/>
   </w:style>
   <w:style w:type="table" w:default="1" w:styleId="TableNormal">

--- a/dump/important-notes.docx
+++ b/dump/important-notes.docx
@@ -314,6 +314,111 @@
         <w:t xml:space="preserve">Which will do the following: Init, plan apply </w:t>
       </w:r>
     </w:p>
+    <w:p/>
+    <w:p/>
+    <w:p/>
+    <w:p>
+      <w:r>
+        <w:t>name: Test GCP Auth</w:t>
+      </w:r>
+    </w:p>
+    <w:p/>
+    <w:p>
+      <w:r>
+        <w:t>on:</w:t>
+      </w:r>
+    </w:p>
+    <w:p>
+      <w:r>
+        <w:t>  push</w:t>
+      </w:r>
+    </w:p>
+    <w:p/>
+    <w:p>
+      <w:r>
+        <w:t>jobs:</w:t>
+      </w:r>
+    </w:p>
+    <w:p>
+      <w:r>
+        <w:t>  test-auth:</w:t>
+      </w:r>
+    </w:p>
+    <w:p>
+      <w:r>
+        <w:t>    runs-on: ubuntu-latest</w:t>
+      </w:r>
+    </w:p>
+    <w:p>
+      <w:r>
+        <w:t>    permissions:</w:t>
+      </w:r>
+    </w:p>
+    <w:p>
+      <w:r>
+        <w:t>      id-token: write</w:t>
+      </w:r>
+    </w:p>
+    <w:p>
+      <w:r>
+        <w:t>      contents: read</w:t>
+      </w:r>
+    </w:p>
+    <w:p/>
+    <w:p>
+      <w:r>
+        <w:t>    steps:</w:t>
+      </w:r>
+    </w:p>
+    <w:p>
+      <w:r>
+        <w:t>      - name: Checkout</w:t>
+      </w:r>
+    </w:p>
+    <w:p>
+      <w:r>
+        <w:t>        uses: actions/checkout@v4</w:t>
+      </w:r>
+    </w:p>
+    <w:p/>
+    <w:p>
+      <w:r>
+        <w:t>      - name: Authenticate to GCP</w:t>
+      </w:r>
+    </w:p>
+    <w:p>
+      <w:r>
+        <w:t>        uses: google-github-actions/auth@v2</w:t>
+      </w:r>
+    </w:p>
+    <w:p>
+      <w:r>
+        <w:t>        with:</w:t>
+      </w:r>
+    </w:p>
+    <w:p>
+      <w:r>
+        <w:t>          workload_identity_provider: projects/85044328168/locations/global/workloadIdentityPools/github-pool-v2/providers/github-provider</w:t>
+      </w:r>
+    </w:p>
+    <w:p>
+      <w:r>
+        <w:lastRenderedPageBreak/>
+        <w:t>          service_account: terraform-ci@project-75e4f40b-a1a0-487f-b1d.iam.gserviceaccount.com</w:t>
+      </w:r>
+    </w:p>
+    <w:p/>
+    <w:p>
+      <w:r>
+        <w:t>      - name: Test gcloud</w:t>
+      </w:r>
+    </w:p>
+    <w:p>
+      <w:r>
+        <w:t>        run: gcloud projects list</w:t>
+      </w:r>
+    </w:p>
+    <w:p/>
     <w:sectPr>
       <w:pgSz w:w="11906" w:h="16838"/>
       <w:pgMar w:top="1440" w:right="1440" w:bottom="1440" w:left="1440" w:header="708" w:footer="708" w:gutter="0"/>
@@ -1176,7 +1281,6 @@
   <w:style w:type="character" w:default="1" w:styleId="DefaultParagraphFont">
     <w:name w:val="Default Paragraph Font"/>
     <w:uiPriority w:val="1"/>
-    <w:semiHidden/>
     <w:unhideWhenUsed/>
   </w:style>
   <w:style w:type="table" w:default="1" w:styleId="TableNormal">

--- a/dump/important-notes.docx
+++ b/dump/important-notes.docx
@@ -75,23 +75,55 @@
         <w:pStyle w:val="ListParagraph"/>
       </w:pPr>
       <w:r>
-        <w:t>docker build --build-arg VITE_API_PATH="http://&lt;YOUR-GKE-BACKEND-SERVICE-URL&gt;:8080" -t wanderlust-frontend ./frontend</w:t>
-      </w:r>
-    </w:p>
-    <w:p>
-      <w:pPr>
-        <w:pStyle w:val="ListParagraph"/>
-      </w:pPr>
-      <w:r>
-        <w:t>docker build -t wanderlust-backend ./backend</w:t>
-      </w:r>
-    </w:p>
-    <w:p>
-      <w:pPr>
-        <w:pStyle w:val="ListParagraph"/>
-      </w:pPr>
-      <w:r>
-        <w:t>For the backend, override environment variables at deployment time (via Kubernetes ConfigMaps/Secrets) for:</w:t>
+        <w:t>docker build --build-</w:t>
+      </w:r>
+      <w:proofErr w:type="spellStart"/>
+      <w:r>
+        <w:t>arg</w:t>
+      </w:r>
+      <w:proofErr w:type="spellEnd"/>
+      <w:r>
+        <w:t xml:space="preserve"> VITE_API_PATH="http://&lt;YOUR-GKE-BACKEND-SERVICE-URL&gt;:8080" -t wanderlust-</w:t>
+      </w:r>
+      <w:proofErr w:type="gramStart"/>
+      <w:r>
+        <w:t>frontend .</w:t>
+      </w:r>
+      <w:proofErr w:type="gramEnd"/>
+      <w:r>
+        <w:t>/frontend</w:t>
+      </w:r>
+    </w:p>
+    <w:p>
+      <w:pPr>
+        <w:pStyle w:val="ListParagraph"/>
+      </w:pPr>
+      <w:r>
+        <w:t>docker build -t wanderlust-</w:t>
+      </w:r>
+      <w:proofErr w:type="gramStart"/>
+      <w:r>
+        <w:t>backend .</w:t>
+      </w:r>
+      <w:proofErr w:type="gramEnd"/>
+      <w:r>
+        <w:t>/backend</w:t>
+      </w:r>
+    </w:p>
+    <w:p>
+      <w:pPr>
+        <w:pStyle w:val="ListParagraph"/>
+      </w:pPr>
+      <w:r>
+        <w:t xml:space="preserve">For the backend, override environment variables at deployment time (via Kubernetes </w:t>
+      </w:r>
+      <w:proofErr w:type="spellStart"/>
+      <w:r>
+        <w:t>ConfigMaps</w:t>
+      </w:r>
+      <w:proofErr w:type="spellEnd"/>
+      <w:r>
+        <w:t>/Secrets) for:</w:t>
       </w:r>
     </w:p>
     <w:p>
@@ -239,15 +271,31 @@
         <w:pStyle w:val="ListParagraph"/>
       </w:pPr>
       <w:r>
-        <w:t>#   - Local:  docker-compose env_file (.env)</w:t>
-      </w:r>
-    </w:p>
-    <w:p>
-      <w:pPr>
-        <w:pStyle w:val="ListParagraph"/>
-      </w:pPr>
-      <w:r>
-        <w:t>#   - GKE:    Kubernetes ConfigMaps / Secrets</w:t>
+        <w:t xml:space="preserve">#   - Local:  docker-compose </w:t>
+      </w:r>
+      <w:proofErr w:type="spellStart"/>
+      <w:r>
+        <w:t>env_file</w:t>
+      </w:r>
+      <w:proofErr w:type="spellEnd"/>
+      <w:r>
+        <w:t xml:space="preserve"> (.env)</w:t>
+      </w:r>
+    </w:p>
+    <w:p>
+      <w:pPr>
+        <w:pStyle w:val="ListParagraph"/>
+      </w:pPr>
+      <w:r>
+        <w:t xml:space="preserve">#   - GKE:    Kubernetes </w:t>
+      </w:r>
+      <w:proofErr w:type="spellStart"/>
+      <w:r>
+        <w:t>ConfigMaps</w:t>
+      </w:r>
+      <w:proofErr w:type="spellEnd"/>
+      <w:r>
+        <w:t xml:space="preserve"> / Secrets</w:t>
       </w:r>
     </w:p>
     <w:p>
@@ -272,8 +320,13 @@
         <w:t>Google OAuth credentials</w:t>
       </w:r>
       <w:r>
-        <w:t xml:space="preserve"> which are currently pointing to the localhost. Once everything is ready point it to respective apis</w:t>
-      </w:r>
+        <w:t xml:space="preserve"> which are currently pointing to the localhost. Once everything is ready point it to respective </w:t>
+      </w:r>
+      <w:proofErr w:type="spellStart"/>
+      <w:r>
+        <w:t>apis</w:t>
+      </w:r>
+      <w:proofErr w:type="spellEnd"/>
     </w:p>
     <w:p/>
     <w:p/>
@@ -287,7 +340,31 @@
         </w:numPr>
       </w:pPr>
       <w:r>
-        <w:t>Create a bash script for installing kubectl, gcloud cli, helm, argocd.</w:t>
+        <w:t xml:space="preserve">Create a bash script for installing </w:t>
+      </w:r>
+      <w:proofErr w:type="spellStart"/>
+      <w:r>
+        <w:t>kubectl</w:t>
+      </w:r>
+      <w:proofErr w:type="spellEnd"/>
+      <w:r>
+        <w:t xml:space="preserve">, </w:t>
+      </w:r>
+      <w:proofErr w:type="spellStart"/>
+      <w:r>
+        <w:t>gcloud</w:t>
+      </w:r>
+      <w:proofErr w:type="spellEnd"/>
+      <w:r>
+        <w:t xml:space="preserve"> cli, helm, </w:t>
+      </w:r>
+      <w:proofErr w:type="spellStart"/>
+      <w:r>
+        <w:t>argocd</w:t>
+      </w:r>
+      <w:proofErr w:type="spellEnd"/>
+      <w:r>
+        <w:t>.</w:t>
       </w:r>
     </w:p>
     <w:p>
@@ -298,8 +375,13 @@
           <w:numId w:val="2"/>
         </w:numPr>
       </w:pPr>
-      <w:r>
-        <w:t>Github actions pipeline:</w:t>
+      <w:proofErr w:type="spellStart"/>
+      <w:r>
+        <w:t>Github</w:t>
+      </w:r>
+      <w:proofErr w:type="spellEnd"/>
+      <w:r>
+        <w:t xml:space="preserve"> actions pipeline:</w:t>
       </w:r>
     </w:p>
     <w:p>
@@ -388,7 +470,15 @@
     </w:p>
     <w:p>
       <w:r>
-        <w:t>        uses: google-github-actions/auth@v2</w:t>
+        <w:t>        uses: google-</w:t>
+      </w:r>
+      <w:proofErr w:type="spellStart"/>
+      <w:r>
+        <w:t>github</w:t>
+      </w:r>
+      <w:proofErr w:type="spellEnd"/>
+      <w:r>
+        <w:t>-actions/auth@v2</w:t>
       </w:r>
     </w:p>
     <w:p>
@@ -398,25 +488,278 @@
     </w:p>
     <w:p>
       <w:r>
-        <w:t>          workload_identity_provider: projects/85044328168/locations/global/workloadIdentityPools/github-pool-v2/providers/github-provider</w:t>
+        <w:t xml:space="preserve">          </w:t>
+      </w:r>
+      <w:proofErr w:type="spellStart"/>
+      <w:r>
+        <w:t>workload_identity_provider</w:t>
+      </w:r>
+      <w:proofErr w:type="spellEnd"/>
+      <w:r>
+        <w:t>: projects/85044328168/locations/global/workloadIdentityPools/github-pool-v2/providers/github-provider</w:t>
       </w:r>
     </w:p>
     <w:p>
       <w:r>
         <w:lastRenderedPageBreak/>
-        <w:t>          service_account: terraform-ci@project-75e4f40b-a1a0-487f-b1d.iam.gserviceaccount.com</w:t>
+        <w:t xml:space="preserve">          </w:t>
+      </w:r>
+      <w:proofErr w:type="spellStart"/>
+      <w:r>
+        <w:t>service_account</w:t>
+      </w:r>
+      <w:proofErr w:type="spellEnd"/>
+      <w:r>
+        <w:t>: terraform-ci@project-75e4f40b-a1a0-487f-b1d.iam.gserviceaccount.com</w:t>
       </w:r>
     </w:p>
     <w:p/>
     <w:p>
       <w:r>
-        <w:t>      - name: Test gcloud</w:t>
-      </w:r>
-    </w:p>
-    <w:p>
-      <w:r>
-        <w:t>        run: gcloud projects list</w:t>
-      </w:r>
+        <w:t xml:space="preserve">      - name: Test </w:t>
+      </w:r>
+      <w:proofErr w:type="spellStart"/>
+      <w:r>
+        <w:t>gcloud</w:t>
+      </w:r>
+      <w:proofErr w:type="spellEnd"/>
+    </w:p>
+    <w:p>
+      <w:r>
+        <w:t xml:space="preserve">        run: </w:t>
+      </w:r>
+      <w:proofErr w:type="spellStart"/>
+      <w:r>
+        <w:t>gcloud</w:t>
+      </w:r>
+      <w:proofErr w:type="spellEnd"/>
+      <w:r>
+        <w:t xml:space="preserve"> projects list</w:t>
+      </w:r>
+    </w:p>
+    <w:p/>
+    <w:p/>
+    <w:p>
+      <w:r>
+        <w:rPr>
+          <w:sz w:val="40"/>
+          <w:szCs w:val="40"/>
+        </w:rPr>
+        <w:t xml:space="preserve">Bash Script to install </w:t>
+      </w:r>
+      <w:proofErr w:type="spellStart"/>
+      <w:r>
+        <w:rPr>
+          <w:sz w:val="40"/>
+          <w:szCs w:val="40"/>
+        </w:rPr>
+        <w:t>kubectl</w:t>
+      </w:r>
+      <w:proofErr w:type="spellEnd"/>
+      <w:r>
+        <w:rPr>
+          <w:sz w:val="40"/>
+          <w:szCs w:val="40"/>
+        </w:rPr>
+        <w:t>:</w:t>
+      </w:r>
+      <w:r>
+        <w:rPr>
+          <w:sz w:val="40"/>
+          <w:szCs w:val="40"/>
+        </w:rPr>
+        <w:br/>
+      </w:r>
+      <w:proofErr w:type="gramStart"/>
+      <w:r>
+        <w:t>#!/</w:t>
+      </w:r>
+      <w:proofErr w:type="gramEnd"/>
+      <w:r>
+        <w:t>bin/bash</w:t>
+      </w:r>
+    </w:p>
+    <w:p>
+      <w:r>
+        <w:t>    set -e</w:t>
+      </w:r>
+    </w:p>
+    <w:p>
+      <w:r>
+        <w:t>    export DEBIAN_FRONTEND=noninteractive</w:t>
+      </w:r>
+    </w:p>
+    <w:p/>
+    <w:p>
+      <w:r>
+        <w:t>    # Install dependencies</w:t>
+      </w:r>
+    </w:p>
+    <w:p>
+      <w:r>
+        <w:t>    apt-get update</w:t>
+      </w:r>
+    </w:p>
+    <w:p>
+      <w:r>
+        <w:t xml:space="preserve">    apt-get install -y apt-transport-https ca-certificates </w:t>
+      </w:r>
+      <w:proofErr w:type="spellStart"/>
+      <w:r>
+        <w:t>gnupg</w:t>
+      </w:r>
+      <w:proofErr w:type="spellEnd"/>
+      <w:r>
+        <w:t xml:space="preserve"> curl</w:t>
+      </w:r>
+    </w:p>
+    <w:p/>
+    <w:p>
+      <w:r>
+        <w:t>    # Add Google Cloud SDK repo</w:t>
+      </w:r>
+    </w:p>
+    <w:p>
+      <w:r>
+        <w:t>    curl -</w:t>
+      </w:r>
+      <w:proofErr w:type="spellStart"/>
+      <w:r>
+        <w:t>fsSL</w:t>
+      </w:r>
+      <w:proofErr w:type="spellEnd"/>
+      <w:r>
+        <w:t xml:space="preserve"> https://packages.cloud.google.com/apt/doc/apt-key.gpg | </w:t>
+      </w:r>
+      <w:proofErr w:type="spellStart"/>
+      <w:r>
+        <w:t>gpg</w:t>
+      </w:r>
+      <w:proofErr w:type="spellEnd"/>
+      <w:r>
+        <w:t xml:space="preserve"> --</w:t>
+      </w:r>
+      <w:proofErr w:type="spellStart"/>
+      <w:r>
+        <w:t>dearmor</w:t>
+      </w:r>
+      <w:proofErr w:type="spellEnd"/>
+      <w:r>
+        <w:t xml:space="preserve"> -o /</w:t>
+      </w:r>
+      <w:proofErr w:type="spellStart"/>
+      <w:r>
+        <w:t>usr</w:t>
+      </w:r>
+      <w:proofErr w:type="spellEnd"/>
+      <w:r>
+        <w:t>/share/keyrings/</w:t>
+      </w:r>
+      <w:proofErr w:type="spellStart"/>
+      <w:r>
+        <w:t>cloud.google.gpg</w:t>
+      </w:r>
+      <w:proofErr w:type="spellEnd"/>
+    </w:p>
+    <w:p>
+      <w:r>
+        <w:t>    echo "deb [signed-by=/</w:t>
+      </w:r>
+      <w:proofErr w:type="spellStart"/>
+      <w:r>
+        <w:t>usr</w:t>
+      </w:r>
+      <w:proofErr w:type="spellEnd"/>
+      <w:r>
+        <w:t>/share/keyrings/</w:t>
+      </w:r>
+      <w:proofErr w:type="spellStart"/>
+      <w:r>
+        <w:t>cloud.google.gpg</w:t>
+      </w:r>
+      <w:proofErr w:type="spellEnd"/>
+      <w:r>
+        <w:t>] https://packages.cloud.google.com/apt cloud-</w:t>
+      </w:r>
+      <w:proofErr w:type="spellStart"/>
+      <w:r>
+        <w:t>sdk</w:t>
+      </w:r>
+      <w:proofErr w:type="spellEnd"/>
+      <w:r>
+        <w:t xml:space="preserve"> main" \</w:t>
+      </w:r>
+    </w:p>
+    <w:p>
+      <w:r>
+        <w:t>      &gt; /etc/apt/</w:t>
+      </w:r>
+      <w:proofErr w:type="spellStart"/>
+      <w:r>
+        <w:t>sources.list.d</w:t>
+      </w:r>
+      <w:proofErr w:type="spellEnd"/>
+      <w:r>
+        <w:t>/google-cloud-</w:t>
+      </w:r>
+      <w:proofErr w:type="spellStart"/>
+      <w:r>
+        <w:t>sdk.list</w:t>
+      </w:r>
+      <w:proofErr w:type="spellEnd"/>
+    </w:p>
+    <w:p/>
+    <w:p>
+      <w:r>
+        <w:t xml:space="preserve">    # Install </w:t>
+      </w:r>
+      <w:proofErr w:type="spellStart"/>
+      <w:r>
+        <w:t>gcloud</w:t>
+      </w:r>
+      <w:proofErr w:type="spellEnd"/>
+      <w:r>
+        <w:t xml:space="preserve">, </w:t>
+      </w:r>
+      <w:proofErr w:type="spellStart"/>
+      <w:r>
+        <w:t>kubectl</w:t>
+      </w:r>
+      <w:proofErr w:type="spellEnd"/>
+      <w:r>
+        <w:t>, and GKE auth plugin</w:t>
+      </w:r>
+    </w:p>
+    <w:p>
+      <w:r>
+        <w:t>    apt-get update</w:t>
+      </w:r>
+    </w:p>
+    <w:p>
+      <w:r>
+        <w:t>    apt-get install -y google-cloud-cli google-cloud-cli-</w:t>
+      </w:r>
+      <w:proofErr w:type="spellStart"/>
+      <w:r>
+        <w:t>gke</w:t>
+      </w:r>
+      <w:proofErr w:type="spellEnd"/>
+      <w:r>
+        <w:t>-</w:t>
+      </w:r>
+      <w:proofErr w:type="spellStart"/>
+      <w:r>
+        <w:t>gcloud</w:t>
+      </w:r>
+      <w:proofErr w:type="spellEnd"/>
+      <w:r>
+        <w:t xml:space="preserve">-auth-plugin </w:t>
+      </w:r>
+      <w:proofErr w:type="spellStart"/>
+      <w:r>
+        <w:t>kubectl</w:t>
+      </w:r>
+      <w:proofErr w:type="spellEnd"/>
     </w:p>
     <w:p/>
     <w:sectPr>

--- a/dump/important-notes.docx
+++ b/dump/important-notes.docx
@@ -75,55 +75,23 @@
         <w:pStyle w:val="ListParagraph"/>
       </w:pPr>
       <w:r>
-        <w:t>docker build --build-</w:t>
-      </w:r>
-      <w:proofErr w:type="spellStart"/>
-      <w:r>
-        <w:t>arg</w:t>
-      </w:r>
-      <w:proofErr w:type="spellEnd"/>
-      <w:r>
-        <w:t xml:space="preserve"> VITE_API_PATH="http://&lt;YOUR-GKE-BACKEND-SERVICE-URL&gt;:8080" -t wanderlust-</w:t>
-      </w:r>
-      <w:proofErr w:type="gramStart"/>
-      <w:r>
-        <w:t>frontend .</w:t>
-      </w:r>
-      <w:proofErr w:type="gramEnd"/>
-      <w:r>
-        <w:t>/frontend</w:t>
-      </w:r>
-    </w:p>
-    <w:p>
-      <w:pPr>
-        <w:pStyle w:val="ListParagraph"/>
-      </w:pPr>
-      <w:r>
-        <w:t>docker build -t wanderlust-</w:t>
-      </w:r>
-      <w:proofErr w:type="gramStart"/>
-      <w:r>
-        <w:t>backend .</w:t>
-      </w:r>
-      <w:proofErr w:type="gramEnd"/>
-      <w:r>
-        <w:t>/backend</w:t>
-      </w:r>
-    </w:p>
-    <w:p>
-      <w:pPr>
-        <w:pStyle w:val="ListParagraph"/>
-      </w:pPr>
-      <w:r>
-        <w:t xml:space="preserve">For the backend, override environment variables at deployment time (via Kubernetes </w:t>
-      </w:r>
-      <w:proofErr w:type="spellStart"/>
-      <w:r>
-        <w:t>ConfigMaps</w:t>
-      </w:r>
-      <w:proofErr w:type="spellEnd"/>
-      <w:r>
-        <w:t>/Secrets) for:</w:t>
+        <w:t>docker build --build-arg VITE_API_PATH="http://&lt;YOUR-GKE-BACKEND-SERVICE-URL&gt;:8080" -t wanderlust-frontend ./frontend</w:t>
+      </w:r>
+    </w:p>
+    <w:p>
+      <w:pPr>
+        <w:pStyle w:val="ListParagraph"/>
+      </w:pPr>
+      <w:r>
+        <w:t>docker build -t wanderlust-backend ./backend</w:t>
+      </w:r>
+    </w:p>
+    <w:p>
+      <w:pPr>
+        <w:pStyle w:val="ListParagraph"/>
+      </w:pPr>
+      <w:r>
+        <w:t>For the backend, override environment variables at deployment time (via Kubernetes ConfigMaps/Secrets) for:</w:t>
       </w:r>
     </w:p>
     <w:p>
@@ -271,31 +239,15 @@
         <w:pStyle w:val="ListParagraph"/>
       </w:pPr>
       <w:r>
-        <w:t xml:space="preserve">#   - Local:  docker-compose </w:t>
-      </w:r>
-      <w:proofErr w:type="spellStart"/>
-      <w:r>
-        <w:t>env_file</w:t>
-      </w:r>
-      <w:proofErr w:type="spellEnd"/>
-      <w:r>
-        <w:t xml:space="preserve"> (.env)</w:t>
-      </w:r>
-    </w:p>
-    <w:p>
-      <w:pPr>
-        <w:pStyle w:val="ListParagraph"/>
-      </w:pPr>
-      <w:r>
-        <w:t xml:space="preserve">#   - GKE:    Kubernetes </w:t>
-      </w:r>
-      <w:proofErr w:type="spellStart"/>
-      <w:r>
-        <w:t>ConfigMaps</w:t>
-      </w:r>
-      <w:proofErr w:type="spellEnd"/>
-      <w:r>
-        <w:t xml:space="preserve"> / Secrets</w:t>
+        <w:t>#   - Local:  docker-compose env_file (.env)</w:t>
+      </w:r>
+    </w:p>
+    <w:p>
+      <w:pPr>
+        <w:pStyle w:val="ListParagraph"/>
+      </w:pPr>
+      <w:r>
+        <w:t>#   - GKE:    Kubernetes ConfigMaps / Secrets</w:t>
       </w:r>
     </w:p>
     <w:p>
@@ -320,13 +272,8 @@
         <w:t>Google OAuth credentials</w:t>
       </w:r>
       <w:r>
-        <w:t xml:space="preserve"> which are currently pointing to the localhost. Once everything is ready point it to respective </w:t>
-      </w:r>
-      <w:proofErr w:type="spellStart"/>
-      <w:r>
-        <w:t>apis</w:t>
-      </w:r>
-      <w:proofErr w:type="spellEnd"/>
+        <w:t xml:space="preserve"> which are currently pointing to the localhost. Once everything is ready point it to respective apis</w:t>
+      </w:r>
     </w:p>
     <w:p/>
     <w:p/>
@@ -340,31 +287,7 @@
         </w:numPr>
       </w:pPr>
       <w:r>
-        <w:t xml:space="preserve">Create a bash script for installing </w:t>
-      </w:r>
-      <w:proofErr w:type="spellStart"/>
-      <w:r>
-        <w:t>kubectl</w:t>
-      </w:r>
-      <w:proofErr w:type="spellEnd"/>
-      <w:r>
-        <w:t xml:space="preserve">, </w:t>
-      </w:r>
-      <w:proofErr w:type="spellStart"/>
-      <w:r>
-        <w:t>gcloud</w:t>
-      </w:r>
-      <w:proofErr w:type="spellEnd"/>
-      <w:r>
-        <w:t xml:space="preserve"> cli, helm, </w:t>
-      </w:r>
-      <w:proofErr w:type="spellStart"/>
-      <w:r>
-        <w:t>argocd</w:t>
-      </w:r>
-      <w:proofErr w:type="spellEnd"/>
-      <w:r>
-        <w:t>.</w:t>
+        <w:t>Create a bash script for installing kubectl, gcloud cli, helm, argocd.</w:t>
       </w:r>
     </w:p>
     <w:p>
@@ -375,13 +298,8 @@
           <w:numId w:val="2"/>
         </w:numPr>
       </w:pPr>
-      <w:proofErr w:type="spellStart"/>
-      <w:r>
-        <w:t>Github</w:t>
-      </w:r>
-      <w:proofErr w:type="spellEnd"/>
-      <w:r>
-        <w:t xml:space="preserve"> actions pipeline:</w:t>
+      <w:r>
+        <w:t>Github actions pipeline:</w:t>
       </w:r>
     </w:p>
     <w:p>
@@ -470,15 +388,7 @@
     </w:p>
     <w:p>
       <w:r>
-        <w:t>        uses: google-</w:t>
-      </w:r>
-      <w:proofErr w:type="spellStart"/>
-      <w:r>
-        <w:t>github</w:t>
-      </w:r>
-      <w:proofErr w:type="spellEnd"/>
-      <w:r>
-        <w:t>-actions/auth@v2</w:t>
+        <w:t>        uses: google-github-actions/auth@v2</w:t>
       </w:r>
     </w:p>
     <w:p>
@@ -488,53 +398,24 @@
     </w:p>
     <w:p>
       <w:r>
-        <w:t xml:space="preserve">          </w:t>
-      </w:r>
-      <w:proofErr w:type="spellStart"/>
-      <w:r>
-        <w:t>workload_identity_provider</w:t>
-      </w:r>
-      <w:proofErr w:type="spellEnd"/>
-      <w:r>
-        <w:t>: projects/85044328168/locations/global/workloadIdentityPools/github-pool-v2/providers/github-provider</w:t>
+        <w:t>          workload_identity_provider: projects/85044328168/locations/global/workloadIdentityPools/github-pool-v2/providers/github-provider</w:t>
       </w:r>
     </w:p>
     <w:p>
       <w:r>
         <w:lastRenderedPageBreak/>
-        <w:t xml:space="preserve">          </w:t>
-      </w:r>
-      <w:proofErr w:type="spellStart"/>
-      <w:r>
-        <w:t>service_account</w:t>
-      </w:r>
-      <w:proofErr w:type="spellEnd"/>
-      <w:r>
-        <w:t>: terraform-ci@project-75e4f40b-a1a0-487f-b1d.iam.gserviceaccount.com</w:t>
+        <w:t>          service_account: terraform-ci@project-75e4f40b-a1a0-487f-b1d.iam.gserviceaccount.com</w:t>
       </w:r>
     </w:p>
     <w:p/>
     <w:p>
       <w:r>
-        <w:t xml:space="preserve">      - name: Test </w:t>
-      </w:r>
-      <w:proofErr w:type="spellStart"/>
-      <w:r>
-        <w:t>gcloud</w:t>
-      </w:r>
-      <w:proofErr w:type="spellEnd"/>
-    </w:p>
-    <w:p>
-      <w:r>
-        <w:t xml:space="preserve">        run: </w:t>
-      </w:r>
-      <w:proofErr w:type="spellStart"/>
-      <w:r>
-        <w:t>gcloud</w:t>
-      </w:r>
-      <w:proofErr w:type="spellEnd"/>
-      <w:r>
-        <w:t xml:space="preserve"> projects list</w:t>
+        <w:t>      - name: Test gcloud</w:t>
+      </w:r>
+    </w:p>
+    <w:p>
+      <w:r>
+        <w:t>        run: gcloud projects list</w:t>
       </w:r>
     </w:p>
     <w:p/>
@@ -545,23 +426,7 @@
           <w:sz w:val="40"/>
           <w:szCs w:val="40"/>
         </w:rPr>
-        <w:t xml:space="preserve">Bash Script to install </w:t>
-      </w:r>
-      <w:proofErr w:type="spellStart"/>
-      <w:r>
-        <w:rPr>
-          <w:sz w:val="40"/>
-          <w:szCs w:val="40"/>
-        </w:rPr>
-        <w:t>kubectl</w:t>
-      </w:r>
-      <w:proofErr w:type="spellEnd"/>
-      <w:r>
-        <w:rPr>
-          <w:sz w:val="40"/>
-          <w:szCs w:val="40"/>
-        </w:rPr>
-        <w:t>:</w:t>
+        <w:t>Bash Script to install kubectl:</w:t>
       </w:r>
       <w:r>
         <w:rPr>
@@ -570,13 +435,8 @@
         </w:rPr>
         <w:br/>
       </w:r>
-      <w:proofErr w:type="gramStart"/>
-      <w:r>
-        <w:t>#!/</w:t>
-      </w:r>
-      <w:proofErr w:type="gramEnd"/>
-      <w:r>
-        <w:t>bin/bash</w:t>
+      <w:r>
+        <w:t>#!/bin/bash</w:t>
       </w:r>
     </w:p>
     <w:p>
@@ -602,15 +462,7 @@
     </w:p>
     <w:p>
       <w:r>
-        <w:t xml:space="preserve">    apt-get install -y apt-transport-https ca-certificates </w:t>
-      </w:r>
-      <w:proofErr w:type="spellStart"/>
-      <w:r>
-        <w:t>gnupg</w:t>
-      </w:r>
-      <w:proofErr w:type="spellEnd"/>
-      <w:r>
-        <w:t xml:space="preserve"> curl</w:t>
+        <w:t>    apt-get install -y apt-transport-https ca-certificates gnupg curl</w:t>
       </w:r>
     </w:p>
     <w:p/>
@@ -621,113 +473,23 @@
     </w:p>
     <w:p>
       <w:r>
-        <w:t>    curl -</w:t>
-      </w:r>
-      <w:proofErr w:type="spellStart"/>
-      <w:r>
-        <w:t>fsSL</w:t>
-      </w:r>
-      <w:proofErr w:type="spellEnd"/>
-      <w:r>
-        <w:t xml:space="preserve"> https://packages.cloud.google.com/apt/doc/apt-key.gpg | </w:t>
-      </w:r>
-      <w:proofErr w:type="spellStart"/>
-      <w:r>
-        <w:t>gpg</w:t>
-      </w:r>
-      <w:proofErr w:type="spellEnd"/>
-      <w:r>
-        <w:t xml:space="preserve"> --</w:t>
-      </w:r>
-      <w:proofErr w:type="spellStart"/>
-      <w:r>
-        <w:t>dearmor</w:t>
-      </w:r>
-      <w:proofErr w:type="spellEnd"/>
-      <w:r>
-        <w:t xml:space="preserve"> -o /</w:t>
-      </w:r>
-      <w:proofErr w:type="spellStart"/>
-      <w:r>
-        <w:t>usr</w:t>
-      </w:r>
-      <w:proofErr w:type="spellEnd"/>
-      <w:r>
-        <w:t>/share/keyrings/</w:t>
-      </w:r>
-      <w:proofErr w:type="spellStart"/>
-      <w:r>
-        <w:t>cloud.google.gpg</w:t>
-      </w:r>
-      <w:proofErr w:type="spellEnd"/>
-    </w:p>
-    <w:p>
-      <w:r>
-        <w:t>    echo "deb [signed-by=/</w:t>
-      </w:r>
-      <w:proofErr w:type="spellStart"/>
-      <w:r>
-        <w:t>usr</w:t>
-      </w:r>
-      <w:proofErr w:type="spellEnd"/>
-      <w:r>
-        <w:t>/share/keyrings/</w:t>
-      </w:r>
-      <w:proofErr w:type="spellStart"/>
-      <w:r>
-        <w:t>cloud.google.gpg</w:t>
-      </w:r>
-      <w:proofErr w:type="spellEnd"/>
-      <w:r>
-        <w:t>] https://packages.cloud.google.com/apt cloud-</w:t>
-      </w:r>
-      <w:proofErr w:type="spellStart"/>
-      <w:r>
-        <w:t>sdk</w:t>
-      </w:r>
-      <w:proofErr w:type="spellEnd"/>
-      <w:r>
-        <w:t xml:space="preserve"> main" \</w:t>
-      </w:r>
-    </w:p>
-    <w:p>
-      <w:r>
-        <w:t>      &gt; /etc/apt/</w:t>
-      </w:r>
-      <w:proofErr w:type="spellStart"/>
-      <w:r>
-        <w:t>sources.list.d</w:t>
-      </w:r>
-      <w:proofErr w:type="spellEnd"/>
-      <w:r>
-        <w:t>/google-cloud-</w:t>
-      </w:r>
-      <w:proofErr w:type="spellStart"/>
-      <w:r>
-        <w:t>sdk.list</w:t>
-      </w:r>
-      <w:proofErr w:type="spellEnd"/>
+        <w:t>    curl -fsSL https://packages.cloud.google.com/apt/doc/apt-key.gpg | gpg --dearmor -o /usr/share/keyrings/cloud.google.gpg</w:t>
+      </w:r>
+    </w:p>
+    <w:p>
+      <w:r>
+        <w:t>    echo "deb [signed-by=/usr/share/keyrings/cloud.google.gpg] https://packages.cloud.google.com/apt cloud-sdk main" \</w:t>
+      </w:r>
+    </w:p>
+    <w:p>
+      <w:r>
+        <w:t>      &gt; /etc/apt/sources.list.d/google-cloud-sdk.list</w:t>
+      </w:r>
     </w:p>
     <w:p/>
     <w:p>
       <w:r>
-        <w:t xml:space="preserve">    # Install </w:t>
-      </w:r>
-      <w:proofErr w:type="spellStart"/>
-      <w:r>
-        <w:t>gcloud</w:t>
-      </w:r>
-      <w:proofErr w:type="spellEnd"/>
-      <w:r>
-        <w:t xml:space="preserve">, </w:t>
-      </w:r>
-      <w:proofErr w:type="spellStart"/>
-      <w:r>
-        <w:t>kubectl</w:t>
-      </w:r>
-      <w:proofErr w:type="spellEnd"/>
-      <w:r>
-        <w:t>, and GKE auth plugin</w:t>
+        <w:t>    # Install gcloud, kubectl, and GKE auth plugin</w:t>
       </w:r>
     </w:p>
     <w:p>
@@ -737,30 +499,51 @@
     </w:p>
     <w:p>
       <w:r>
-        <w:t>    apt-get install -y google-cloud-cli google-cloud-cli-</w:t>
-      </w:r>
-      <w:proofErr w:type="spellStart"/>
-      <w:r>
-        <w:t>gke</w:t>
-      </w:r>
-      <w:proofErr w:type="spellEnd"/>
-      <w:r>
-        <w:t>-</w:t>
-      </w:r>
-      <w:proofErr w:type="spellStart"/>
-      <w:r>
-        <w:t>gcloud</w:t>
-      </w:r>
-      <w:proofErr w:type="spellEnd"/>
-      <w:r>
-        <w:t xml:space="preserve">-auth-plugin </w:t>
-      </w:r>
-      <w:proofErr w:type="spellStart"/>
-      <w:r>
-        <w:t>kubectl</w:t>
-      </w:r>
-      <w:proofErr w:type="spellEnd"/>
-    </w:p>
+        <w:t>    apt-get install -y google-cloud-cli google-cloud-cli-gke-gcloud-auth-plugin kubectl</w:t>
+      </w:r>
+      <w:r>
+        <w:br/>
+      </w:r>
+      <w:r>
+        <w:br/>
+      </w:r>
+      <w:r>
+        <w:br/>
+      </w:r>
+      <w:r>
+        <w:br/>
+      </w:r>
+      <w:r>
+        <w:t># If you wish to fail your job when the Quality Gate is red, uncomment the</w:t>
+      </w:r>
+    </w:p>
+    <w:p>
+      <w:r>
+        <w:lastRenderedPageBreak/>
+        <w:t>      # following lines. This would typically be used to fail a deployment.</w:t>
+      </w:r>
+    </w:p>
+    <w:p>
+      <w:r>
+        <w:t>      # - uses: SonarSource/sonarqube-quality-gate-action@v1</w:t>
+      </w:r>
+    </w:p>
+    <w:p>
+      <w:r>
+        <w:t>      #   timeout-minutes: 5</w:t>
+      </w:r>
+    </w:p>
+    <w:p>
+      <w:r>
+        <w:t>      #   env:</w:t>
+      </w:r>
+    </w:p>
+    <w:p>
+      <w:r>
+        <w:t>      #     SONAR_TOKEN: ${{ secrets.SONAR_TOKEN }}</w:t>
+      </w:r>
+    </w:p>
+    <w:p/>
     <w:p/>
     <w:sectPr>
       <w:pgSz w:w="11906" w:h="16838"/>

--- a/dump/important-notes.docx
+++ b/dump/important-notes.docx
@@ -75,7 +75,15 @@
         <w:pStyle w:val="ListParagraph"/>
       </w:pPr>
       <w:r>
-        <w:t>docker build --build-arg VITE_API_PATH="http://&lt;YOUR-GKE-BACKEND-SERVICE-URL&gt;:8080" -t wanderlust-frontend ./frontend</w:t>
+        <w:t>docker build --build-</w:t>
+      </w:r>
+      <w:proofErr w:type="spellStart"/>
+      <w:r>
+        <w:t>arg</w:t>
+      </w:r>
+      <w:proofErr w:type="spellEnd"/>
+      <w:r>
+        <w:t xml:space="preserve"> VITE_API_PATH="http://&lt;YOUR-GKE-BACKEND-SERVICE-URL&gt;:8080" -t wanderlust-frontend ./frontend</w:t>
       </w:r>
     </w:p>
     <w:p>
@@ -91,7 +99,15 @@
         <w:pStyle w:val="ListParagraph"/>
       </w:pPr>
       <w:r>
-        <w:t>For the backend, override environment variables at deployment time (via Kubernetes ConfigMaps/Secrets) for:</w:t>
+        <w:t xml:space="preserve">For the backend, override environment variables at deployment time (via Kubernetes </w:t>
+      </w:r>
+      <w:proofErr w:type="spellStart"/>
+      <w:r>
+        <w:t>ConfigMaps</w:t>
+      </w:r>
+      <w:proofErr w:type="spellEnd"/>
+      <w:r>
+        <w:t>/Secrets) for:</w:t>
       </w:r>
     </w:p>
     <w:p>
@@ -239,15 +255,31 @@
         <w:pStyle w:val="ListParagraph"/>
       </w:pPr>
       <w:r>
-        <w:t>#   - Local:  docker-compose env_file (.env)</w:t>
-      </w:r>
-    </w:p>
-    <w:p>
-      <w:pPr>
-        <w:pStyle w:val="ListParagraph"/>
-      </w:pPr>
-      <w:r>
-        <w:t>#   - GKE:    Kubernetes ConfigMaps / Secrets</w:t>
+        <w:t xml:space="preserve">#   - Local:  docker-compose </w:t>
+      </w:r>
+      <w:proofErr w:type="spellStart"/>
+      <w:r>
+        <w:t>env_file</w:t>
+      </w:r>
+      <w:proofErr w:type="spellEnd"/>
+      <w:r>
+        <w:t xml:space="preserve"> (.env)</w:t>
+      </w:r>
+    </w:p>
+    <w:p>
+      <w:pPr>
+        <w:pStyle w:val="ListParagraph"/>
+      </w:pPr>
+      <w:r>
+        <w:t xml:space="preserve">#   - GKE:    Kubernetes </w:t>
+      </w:r>
+      <w:proofErr w:type="spellStart"/>
+      <w:r>
+        <w:t>ConfigMaps</w:t>
+      </w:r>
+      <w:proofErr w:type="spellEnd"/>
+      <w:r>
+        <w:t xml:space="preserve"> / Secrets</w:t>
       </w:r>
     </w:p>
     <w:p>
@@ -272,8 +304,13 @@
         <w:t>Google OAuth credentials</w:t>
       </w:r>
       <w:r>
-        <w:t xml:space="preserve"> which are currently pointing to the localhost. Once everything is ready point it to respective apis</w:t>
-      </w:r>
+        <w:t xml:space="preserve"> which are currently pointing to the localhost. Once everything is ready point it to respective </w:t>
+      </w:r>
+      <w:proofErr w:type="spellStart"/>
+      <w:r>
+        <w:t>apis</w:t>
+      </w:r>
+      <w:proofErr w:type="spellEnd"/>
     </w:p>
     <w:p/>
     <w:p/>
@@ -287,7 +324,31 @@
         </w:numPr>
       </w:pPr>
       <w:r>
-        <w:t>Create a bash script for installing kubectl, gcloud cli, helm, argocd.</w:t>
+        <w:t xml:space="preserve">Create a bash script for installing </w:t>
+      </w:r>
+      <w:proofErr w:type="spellStart"/>
+      <w:r>
+        <w:t>kubectl</w:t>
+      </w:r>
+      <w:proofErr w:type="spellEnd"/>
+      <w:r>
+        <w:t xml:space="preserve">, </w:t>
+      </w:r>
+      <w:proofErr w:type="spellStart"/>
+      <w:r>
+        <w:t>gcloud</w:t>
+      </w:r>
+      <w:proofErr w:type="spellEnd"/>
+      <w:r>
+        <w:t xml:space="preserve"> cli, helm, </w:t>
+      </w:r>
+      <w:proofErr w:type="spellStart"/>
+      <w:r>
+        <w:t>argocd</w:t>
+      </w:r>
+      <w:proofErr w:type="spellEnd"/>
+      <w:r>
+        <w:t>.</w:t>
       </w:r>
     </w:p>
     <w:p>
@@ -298,8 +359,13 @@
           <w:numId w:val="2"/>
         </w:numPr>
       </w:pPr>
-      <w:r>
-        <w:t>Github actions pipeline:</w:t>
+      <w:proofErr w:type="spellStart"/>
+      <w:r>
+        <w:t>Github</w:t>
+      </w:r>
+      <w:proofErr w:type="spellEnd"/>
+      <w:r>
+        <w:t xml:space="preserve"> actions pipeline:</w:t>
       </w:r>
     </w:p>
     <w:p>
@@ -388,7 +454,15 @@
     </w:p>
     <w:p>
       <w:r>
-        <w:t>        uses: google-github-actions/auth@v2</w:t>
+        <w:t>        uses: google-</w:t>
+      </w:r>
+      <w:proofErr w:type="spellStart"/>
+      <w:r>
+        <w:t>github</w:t>
+      </w:r>
+      <w:proofErr w:type="spellEnd"/>
+      <w:r>
+        <w:t>-actions/auth@v2</w:t>
       </w:r>
     </w:p>
     <w:p>
@@ -398,24 +472,53 @@
     </w:p>
     <w:p>
       <w:r>
-        <w:t>          workload_identity_provider: projects/85044328168/locations/global/workloadIdentityPools/github-pool-v2/providers/github-provider</w:t>
+        <w:t xml:space="preserve">          </w:t>
+      </w:r>
+      <w:proofErr w:type="spellStart"/>
+      <w:r>
+        <w:t>workload_identity_provider</w:t>
+      </w:r>
+      <w:proofErr w:type="spellEnd"/>
+      <w:r>
+        <w:t>: projects/85044328168/locations/global/workloadIdentityPools/github-pool-v2/providers/github-provider</w:t>
       </w:r>
     </w:p>
     <w:p>
       <w:r>
         <w:lastRenderedPageBreak/>
-        <w:t>          service_account: terraform-ci@project-75e4f40b-a1a0-487f-b1d.iam.gserviceaccount.com</w:t>
+        <w:t xml:space="preserve">          </w:t>
+      </w:r>
+      <w:proofErr w:type="spellStart"/>
+      <w:r>
+        <w:t>service_account</w:t>
+      </w:r>
+      <w:proofErr w:type="spellEnd"/>
+      <w:r>
+        <w:t>: terraform-ci@project-75e4f40b-a1a0-487f-b1d.iam.gserviceaccount.com</w:t>
       </w:r>
     </w:p>
     <w:p/>
     <w:p>
       <w:r>
-        <w:t>      - name: Test gcloud</w:t>
-      </w:r>
-    </w:p>
-    <w:p>
-      <w:r>
-        <w:t>        run: gcloud projects list</w:t>
+        <w:t xml:space="preserve">      - name: Test </w:t>
+      </w:r>
+      <w:proofErr w:type="spellStart"/>
+      <w:r>
+        <w:t>gcloud</w:t>
+      </w:r>
+      <w:proofErr w:type="spellEnd"/>
+    </w:p>
+    <w:p>
+      <w:r>
+        <w:t xml:space="preserve">        run: </w:t>
+      </w:r>
+      <w:proofErr w:type="spellStart"/>
+      <w:r>
+        <w:t>gcloud</w:t>
+      </w:r>
+      <w:proofErr w:type="spellEnd"/>
+      <w:r>
+        <w:t xml:space="preserve"> projects list</w:t>
       </w:r>
     </w:p>
     <w:p/>
@@ -426,7 +529,23 @@
           <w:sz w:val="40"/>
           <w:szCs w:val="40"/>
         </w:rPr>
-        <w:t>Bash Script to install kubectl:</w:t>
+        <w:t xml:space="preserve">Bash Script to install </w:t>
+      </w:r>
+      <w:proofErr w:type="spellStart"/>
+      <w:r>
+        <w:rPr>
+          <w:sz w:val="40"/>
+          <w:szCs w:val="40"/>
+        </w:rPr>
+        <w:t>kubectl</w:t>
+      </w:r>
+      <w:proofErr w:type="spellEnd"/>
+      <w:r>
+        <w:rPr>
+          <w:sz w:val="40"/>
+          <w:szCs w:val="40"/>
+        </w:rPr>
+        <w:t>:</w:t>
       </w:r>
       <w:r>
         <w:rPr>
@@ -462,7 +581,15 @@
     </w:p>
     <w:p>
       <w:r>
-        <w:t>    apt-get install -y apt-transport-https ca-certificates gnupg curl</w:t>
+        <w:t xml:space="preserve">    apt-get install -y apt-transport-https ca-certificates </w:t>
+      </w:r>
+      <w:proofErr w:type="spellStart"/>
+      <w:r>
+        <w:t>gnupg</w:t>
+      </w:r>
+      <w:proofErr w:type="spellEnd"/>
+      <w:r>
+        <w:t xml:space="preserve"> curl</w:t>
       </w:r>
     </w:p>
     <w:p/>
@@ -473,23 +600,113 @@
     </w:p>
     <w:p>
       <w:r>
-        <w:t>    curl -fsSL https://packages.cloud.google.com/apt/doc/apt-key.gpg | gpg --dearmor -o /usr/share/keyrings/cloud.google.gpg</w:t>
-      </w:r>
-    </w:p>
-    <w:p>
-      <w:r>
-        <w:t>    echo "deb [signed-by=/usr/share/keyrings/cloud.google.gpg] https://packages.cloud.google.com/apt cloud-sdk main" \</w:t>
-      </w:r>
-    </w:p>
-    <w:p>
-      <w:r>
-        <w:t>      &gt; /etc/apt/sources.list.d/google-cloud-sdk.list</w:t>
-      </w:r>
+        <w:t>    curl -</w:t>
+      </w:r>
+      <w:proofErr w:type="spellStart"/>
+      <w:r>
+        <w:t>fsSL</w:t>
+      </w:r>
+      <w:proofErr w:type="spellEnd"/>
+      <w:r>
+        <w:t xml:space="preserve"> https://packages.cloud.google.com/apt/doc/apt-key.gpg | </w:t>
+      </w:r>
+      <w:proofErr w:type="spellStart"/>
+      <w:r>
+        <w:t>gpg</w:t>
+      </w:r>
+      <w:proofErr w:type="spellEnd"/>
+      <w:r>
+        <w:t xml:space="preserve"> --</w:t>
+      </w:r>
+      <w:proofErr w:type="spellStart"/>
+      <w:r>
+        <w:t>dearmor</w:t>
+      </w:r>
+      <w:proofErr w:type="spellEnd"/>
+      <w:r>
+        <w:t xml:space="preserve"> -o /</w:t>
+      </w:r>
+      <w:proofErr w:type="spellStart"/>
+      <w:r>
+        <w:t>usr</w:t>
+      </w:r>
+      <w:proofErr w:type="spellEnd"/>
+      <w:r>
+        <w:t>/share/keyrings/</w:t>
+      </w:r>
+      <w:proofErr w:type="spellStart"/>
+      <w:r>
+        <w:t>cloud.google.gpg</w:t>
+      </w:r>
+      <w:proofErr w:type="spellEnd"/>
+    </w:p>
+    <w:p>
+      <w:r>
+        <w:t>    echo "deb [signed-by=/</w:t>
+      </w:r>
+      <w:proofErr w:type="spellStart"/>
+      <w:r>
+        <w:t>usr</w:t>
+      </w:r>
+      <w:proofErr w:type="spellEnd"/>
+      <w:r>
+        <w:t>/share/keyrings/</w:t>
+      </w:r>
+      <w:proofErr w:type="spellStart"/>
+      <w:r>
+        <w:t>cloud.google.gpg</w:t>
+      </w:r>
+      <w:proofErr w:type="spellEnd"/>
+      <w:r>
+        <w:t>] https://packages.cloud.google.com/apt cloud-</w:t>
+      </w:r>
+      <w:proofErr w:type="spellStart"/>
+      <w:r>
+        <w:t>sdk</w:t>
+      </w:r>
+      <w:proofErr w:type="spellEnd"/>
+      <w:r>
+        <w:t xml:space="preserve"> main" \</w:t>
+      </w:r>
+    </w:p>
+    <w:p>
+      <w:r>
+        <w:t>      &gt; /etc/apt/</w:t>
+      </w:r>
+      <w:proofErr w:type="spellStart"/>
+      <w:r>
+        <w:t>sources.list.d</w:t>
+      </w:r>
+      <w:proofErr w:type="spellEnd"/>
+      <w:r>
+        <w:t>/google-cloud-</w:t>
+      </w:r>
+      <w:proofErr w:type="spellStart"/>
+      <w:r>
+        <w:t>sdk.list</w:t>
+      </w:r>
+      <w:proofErr w:type="spellEnd"/>
     </w:p>
     <w:p/>
     <w:p>
       <w:r>
-        <w:t>    # Install gcloud, kubectl, and GKE auth plugin</w:t>
+        <w:t xml:space="preserve">    # Install </w:t>
+      </w:r>
+      <w:proofErr w:type="spellStart"/>
+      <w:r>
+        <w:t>gcloud</w:t>
+      </w:r>
+      <w:proofErr w:type="spellEnd"/>
+      <w:r>
+        <w:t xml:space="preserve">, </w:t>
+      </w:r>
+      <w:proofErr w:type="spellStart"/>
+      <w:r>
+        <w:t>kubectl</w:t>
+      </w:r>
+      <w:proofErr w:type="spellEnd"/>
+      <w:r>
+        <w:t>, and GKE auth plugin</w:t>
       </w:r>
     </w:p>
     <w:p>
@@ -499,33 +716,133 @@
     </w:p>
     <w:p>
       <w:r>
-        <w:t>    apt-get install -y google-cloud-cli google-cloud-cli-gke-gcloud-auth-plugin kubectl</w:t>
+        <w:t>    apt-get install -y google-cloud-cli google-cloud-cli-</w:t>
+      </w:r>
+      <w:proofErr w:type="spellStart"/>
+      <w:r>
+        <w:t>gke</w:t>
+      </w:r>
+      <w:proofErr w:type="spellEnd"/>
+      <w:r>
+        <w:t>-</w:t>
+      </w:r>
+      <w:proofErr w:type="spellStart"/>
+      <w:r>
+        <w:t>gcloud</w:t>
+      </w:r>
+      <w:proofErr w:type="spellEnd"/>
+      <w:r>
+        <w:t xml:space="preserve">-auth-plugin </w:t>
+      </w:r>
+      <w:proofErr w:type="spellStart"/>
+      <w:r>
+        <w:t>kubectl</w:t>
+      </w:r>
+      <w:proofErr w:type="spellEnd"/>
+    </w:p>
+    <w:p>
+      <w:r>
+        <w:rPr>
+          <w:b/>
+          <w:bCs/>
+        </w:rPr>
+        <w:t># run after script completion:</w:t>
+      </w:r>
+      <w:r>
+        <w:t xml:space="preserve"> </w:t>
       </w:r>
       <w:r>
         <w:br/>
       </w:r>
+      <w:proofErr w:type="spellStart"/>
+      <w:r>
+        <w:t>gcloud</w:t>
+      </w:r>
+      <w:proofErr w:type="spellEnd"/>
+      <w:r>
+        <w:t xml:space="preserve"> auth login</w:t>
+      </w:r>
       <w:r>
         <w:br/>
       </w:r>
+      <w:proofErr w:type="spellStart"/>
+      <w:r>
+        <w:t>gcloud</w:t>
+      </w:r>
+      <w:proofErr w:type="spellEnd"/>
+      <w:r>
+        <w:t xml:space="preserve"> container clusters get-credentials </w:t>
+      </w:r>
+      <w:proofErr w:type="spellStart"/>
+      <w:r>
+        <w:t>gke</w:t>
+      </w:r>
+      <w:proofErr w:type="spellEnd"/>
+      <w:r>
+        <w:t>-</w:t>
+      </w:r>
+      <w:proofErr w:type="spellStart"/>
+      <w:r>
+        <w:t>rd</w:t>
+      </w:r>
+      <w:proofErr w:type="spellEnd"/>
+      <w:r>
+        <w:t>-dev-cluster</w:t>
+      </w:r>
+      <w:r>
+        <w:t xml:space="preserve"> </w:t>
+      </w:r>
+      <w:r>
+        <w:t xml:space="preserve">--region </w:t>
+      </w:r>
+      <w:r>
+        <w:t>us-central1-a</w:t>
+      </w:r>
+      <w:r>
+        <w:t xml:space="preserve"> --project ferrous-linker-489911-f0</w:t>
+      </w:r>
       <w:r>
         <w:br/>
       </w:r>
       <w:r>
+        <w:lastRenderedPageBreak/>
         <w:br/>
       </w:r>
       <w:r>
+        <w:br/>
+      </w:r>
+      <w:r>
+        <w:br/>
+      </w:r>
+      <w:r>
+        <w:br/>
+      </w:r>
+    </w:p>
+    <w:p/>
+    <w:p>
+      <w:r>
+        <w:br/>
+      </w:r>
+      <w:r>
         <w:t># If you wish to fail your job when the Quality Gate is red, uncomment the</w:t>
       </w:r>
     </w:p>
     <w:p>
       <w:r>
-        <w:lastRenderedPageBreak/>
         <w:t>      # following lines. This would typically be used to fail a deployment.</w:t>
       </w:r>
     </w:p>
     <w:p>
       <w:r>
-        <w:t>      # - uses: SonarSource/sonarqube-quality-gate-action@v1</w:t>
+        <w:t xml:space="preserve">      # - uses: </w:t>
+      </w:r>
+      <w:proofErr w:type="spellStart"/>
+      <w:r>
+        <w:t>SonarSource</w:t>
+      </w:r>
+      <w:proofErr w:type="spellEnd"/>
+      <w:r>
+        <w:t>/sonarqube-quality-gate-action@v1</w:t>
       </w:r>
     </w:p>
     <w:p>
@@ -540,11 +857,60 @@
     </w:p>
     <w:p>
       <w:r>
-        <w:t>      #     SONAR_TOKEN: ${{ secrets.SONAR_TOKEN }}</w:t>
+        <w:t xml:space="preserve">      #     SONAR_TOKEN: ${{ </w:t>
+      </w:r>
+      <w:proofErr w:type="spellStart"/>
+      <w:r>
+        <w:t>secrets.SONAR_TOKEN</w:t>
+      </w:r>
+      <w:proofErr w:type="spellEnd"/>
+      <w:r>
+        <w:t xml:space="preserve"> }}</w:t>
       </w:r>
     </w:p>
     <w:p/>
-    <w:p/>
+    <w:p>
+      <w:r>
+        <w:t>projects/153383759101/locations/global/workloadIdentityPools/pool-rd-dev-github/providers/provider-rd-dev-github</w:t>
+      </w:r>
+    </w:p>
+    <w:p>
+      <w:proofErr w:type="spellStart"/>
+      <w:r>
+        <w:t>sa</w:t>
+      </w:r>
+      <w:proofErr w:type="spellEnd"/>
+      <w:r>
+        <w:t>-</w:t>
+      </w:r>
+      <w:proofErr w:type="spellStart"/>
+      <w:r>
+        <w:t>rd</w:t>
+      </w:r>
+      <w:proofErr w:type="spellEnd"/>
+      <w:r>
+        <w:t>-dev-</w:t>
+      </w:r>
+      <w:proofErr w:type="spellStart"/>
+      <w:r>
+        <w:t>ghactions</w:t>
+      </w:r>
+      <w:proofErr w:type="spellEnd"/>
+      <w:r>
+        <w:t>@</w:t>
+      </w:r>
+      <w:r>
+        <w:t xml:space="preserve"> </w:t>
+      </w:r>
+      <w:r>
+        <w:t>ferrous-linker-489911-f0.iam.gserviceaccount.com</w:t>
+      </w:r>
+    </w:p>
+    <w:p>
+      <w:r>
+        <w:t>ferrous-linker-489911-f0</w:t>
+      </w:r>
+    </w:p>
     <w:sectPr>
       <w:pgSz w:w="11906" w:h="16838"/>
       <w:pgMar w:top="1440" w:right="1440" w:bottom="1440" w:left="1440" w:header="708" w:footer="708" w:gutter="0"/>
@@ -1720,6 +2086,29 @@
       <w:spacing w:val="5"/>
     </w:rPr>
   </w:style>
+  <w:style w:type="character" w:styleId="Hyperlink">
+    <w:name w:val="Hyperlink"/>
+    <w:basedOn w:val="DefaultParagraphFont"/>
+    <w:uiPriority w:val="99"/>
+    <w:unhideWhenUsed/>
+    <w:rsid w:val="00A457AA"/>
+    <w:rPr>
+      <w:color w:val="0563C1" w:themeColor="hyperlink"/>
+      <w:u w:val="single"/>
+    </w:rPr>
+  </w:style>
+  <w:style w:type="character" w:styleId="UnresolvedMention">
+    <w:name w:val="Unresolved Mention"/>
+    <w:basedOn w:val="DefaultParagraphFont"/>
+    <w:uiPriority w:val="99"/>
+    <w:semiHidden/>
+    <w:unhideWhenUsed/>
+    <w:rsid w:val="00A457AA"/>
+    <w:rPr>
+      <w:color w:val="605E5C"/>
+      <w:shd w:val="clear" w:color="auto" w:fill="E1DFDD"/>
+    </w:rPr>
+  </w:style>
 </w:styles>
 </file>
 
